--- a/downloads/handouts/Unit 06/Handout 06.10 - Dish Research Card and Comparison.docx
+++ b/downloads/handouts/Unit 06/Handout 06.10 - Dish Research Card and Comparison.docx
@@ -418,8 +418,11 @@
       </w:r>
     </w:p>
     <w:p>
-      <w:r>
-        <w:br w:type="page"/>
+      <w:pPr>
+        <w:pStyle w:val="BodyText"/>
+      </w:pPr>
+      <w:r>
+        <w:t xml:space="preserve">_____________________________________________________________________________</w:t>
       </w:r>
     </w:p>
     <w:p>
@@ -1418,13 +1421,19 @@
       <w:bookmarkEnd w:id="28"/>
     </w:p>
     <w:p>
-      <w:r>
-        <w:br w:type="page"/>
-      </w:r>
-    </w:p>
-    <w:p>
-      <w:r>
-        <w:br w:type="page"/>
+      <w:pPr>
+        <w:pStyle w:val="FirstParagraph"/>
+      </w:pPr>
+      <w:r>
+        <w:t xml:space="preserve">_____________________________________________________________________________</w:t>
+      </w:r>
+    </w:p>
+    <w:p>
+      <w:pPr>
+        <w:pStyle w:val="BodyText"/>
+      </w:pPr>
+      <w:r>
+        <w:t xml:space="preserve">_____________________________________________________________________________</w:t>
       </w:r>
     </w:p>
     <w:p>
@@ -1438,13 +1447,19 @@
       <w:bookmarkEnd w:id="29"/>
     </w:p>
     <w:p>
-      <w:r>
-        <w:br w:type="page"/>
-      </w:r>
-    </w:p>
-    <w:p>
-      <w:r>
-        <w:br w:type="page"/>
+      <w:pPr>
+        <w:pStyle w:val="FirstParagraph"/>
+      </w:pPr>
+      <w:r>
+        <w:t xml:space="preserve">_____________________________________________________________________________</w:t>
+      </w:r>
+    </w:p>
+    <w:p>
+      <w:pPr>
+        <w:pStyle w:val="BodyText"/>
+      </w:pPr>
+      <w:r>
+        <w:t xml:space="preserve">_____________________________________________________________________________</w:t>
       </w:r>
     </w:p>
     <w:p>
@@ -1466,21 +1481,27 @@
       </w:r>
     </w:p>
     <w:p>
-      <w:r>
-        <w:br w:type="page"/>
-      </w:r>
-    </w:p>
-    <w:p>
       <w:pPr>
         <w:pStyle w:val="BodyText"/>
       </w:pPr>
       <w:r>
+        <w:t xml:space="preserve">_____________________________________________________________________________</w:t>
+      </w:r>
+    </w:p>
+    <w:p>
+      <w:pPr>
+        <w:pStyle w:val="BodyText"/>
+      </w:pPr>
+      <w:r>
         <w:t xml:space="preserve">Factor 2: ____________ How it explains a difference: ________________________</w:t>
       </w:r>
     </w:p>
     <w:p>
-      <w:r>
-        <w:br w:type="page"/>
+      <w:pPr>
+        <w:pStyle w:val="BodyText"/>
+      </w:pPr>
+      <w:r>
+        <w:t xml:space="preserve">_____________________________________________________________________________</w:t>
       </w:r>
     </w:p>
     <w:p>
@@ -1528,8 +1549,11 @@
       </w:r>
     </w:p>
     <w:p>
-      <w:r>
-        <w:br w:type="page"/>
+      <w:pPr>
+        <w:pStyle w:val="BodyText"/>
+      </w:pPr>
+      <w:r>
+        <w:t xml:space="preserve">_____________________________________________________________________________</w:t>
       </w:r>
     </w:p>
     <w:p>
@@ -1742,8 +1766,11 @@
       </w:r>
     </w:p>
     <w:p>
-      <w:r>
-        <w:br w:type="page"/>
+      <w:pPr>
+        <w:pStyle w:val="BodyText"/>
+      </w:pPr>
+      <w:r>
+        <w:t xml:space="preserve">_____________________________________________________________________________</w:t>
       </w:r>
     </w:p>
     <w:p>
@@ -2142,23 +2169,35 @@
       </w:r>
     </w:p>
     <w:p>
-      <w:r>
-        <w:br w:type="page"/>
-      </w:r>
-    </w:p>
-    <w:p>
-      <w:r>
-        <w:br w:type="page"/>
-      </w:r>
-    </w:p>
-    <w:p>
-      <w:r>
-        <w:br w:type="page"/>
-      </w:r>
-    </w:p>
-    <w:p>
-      <w:r>
-        <w:br w:type="page"/>
+      <w:pPr>
+        <w:pStyle w:val="BodyText"/>
+      </w:pPr>
+      <w:r>
+        <w:t xml:space="preserve">_____________________________________________________________________________</w:t>
+      </w:r>
+    </w:p>
+    <w:p>
+      <w:pPr>
+        <w:pStyle w:val="BodyText"/>
+      </w:pPr>
+      <w:r>
+        <w:t xml:space="preserve">_____________________________________________________________________________</w:t>
+      </w:r>
+    </w:p>
+    <w:p>
+      <w:pPr>
+        <w:pStyle w:val="BodyText"/>
+      </w:pPr>
+      <w:r>
+        <w:t xml:space="preserve">_____________________________________________________________________________</w:t>
+      </w:r>
+    </w:p>
+    <w:p>
+      <w:pPr>
+        <w:pStyle w:val="BodyText"/>
+      </w:pPr>
+      <w:r>
+        <w:t xml:space="preserve">_____________________________________________________________________________</w:t>
       </w:r>
     </w:p>
     <w:sectPr>

--- a/downloads/handouts/Unit 06/Handout 06.10 - Dish Research Card and Comparison.docx
+++ b/downloads/handouts/Unit 06/Handout 06.10 - Dish Research Card and Comparison.docx
@@ -141,7 +141,7 @@
         <w:t xml:space="preserve"> </w:t>
       </w:r>
       <w:r>
-        <w:t xml:space="preserve">No best cuisine, no worst, no</w:t>
+        <w:t xml:space="preserve">No best cuisine (a cuisine is a culture’s way of cooking), no worst, no</w:t>
       </w:r>
       <w:r>
         <w:t xml:space="preserve"> </w:t>
@@ -180,7 +180,7 @@
         <w:t xml:space="preserve"> </w:t>
       </w:r>
       <w:r>
-        <w:t xml:space="preserve">You may share a family dish if you want to, and you may say nothing, and neither one gets a follow-up question.</w:t>
+        <w:t xml:space="preserve">You may share a family dish if you want to. You may also say nothing. Nobody gets a follow-up question either way.</w:t>
       </w:r>
     </w:p>
     <w:p>
@@ -422,7 +422,7 @@
         <w:pStyle w:val="BodyText"/>
       </w:pPr>
       <w:r>
-        <w:t xml:space="preserve">_____________________________________________________________________________</w:t>
+        <w:t xml:space="preserve">Answer: _____________________________________________________________________________</w:t>
       </w:r>
     </w:p>
     <w:p>
@@ -760,7 +760,7 @@
         <w:pStyle w:val="FirstParagraph"/>
       </w:pPr>
       <w:r>
-        <w:t xml:space="preserve">Fill in all five boxes. You need two sources and one of them must be a library source or a reference source, not a search result summary.</w:t>
+        <w:t xml:space="preserve">Fill in all five boxes. You need two sources. One of them must be a library source or a reference source (a book, an encyclopedia, or a museum or university website). A search result summary does not count.</w:t>
       </w:r>
     </w:p>
     <w:tbl>
@@ -873,7 +873,7 @@
               <w:t xml:space="preserve"> </w:t>
             </w:r>
             <w:r>
-              <w:t xml:space="preserve">(from the Lesson 6.6 list: bake, roast, broil, toast, sauté, boil, simmer, steam, poach)</w:t>
+              <w:t xml:space="preserve">(use the Lesson 6.6 words: bake, roast, broil, toast, sauté, boil, simmer, steam, poach. If your dish is fried or grilled, write that)</w:t>
             </w:r>
           </w:p>
         </w:tc>
@@ -898,7 +898,7 @@
               <w:t xml:space="preserve"> </w:t>
             </w:r>
             <w:r>
-              <w:t xml:space="preserve">Name a crop, a climate, a trade route, a migration, or a religious practice that explains why this dish exists in this place.</w:t>
+              <w:t xml:space="preserve">Name a crop, a climate, a trade route, a migration (people moving), or a religious practice that explains why this dish exists in this place.</w:t>
             </w:r>
             <w:r>
               <w:t xml:space="preserve"> </w:t>
@@ -1425,7 +1425,7 @@
         <w:pStyle w:val="FirstParagraph"/>
       </w:pPr>
       <w:r>
-        <w:t xml:space="preserve">_____________________________________________________________________________</w:t>
+        <w:t xml:space="preserve">Answer: _____________________________________________________________________________</w:t>
       </w:r>
     </w:p>
     <w:p>
@@ -1433,7 +1433,7 @@
         <w:pStyle w:val="BodyText"/>
       </w:pPr>
       <w:r>
-        <w:t xml:space="preserve">_____________________________________________________________________________</w:t>
+        <w:t xml:space="preserve">Line 2: _____________________________________________________________________________</w:t>
       </w:r>
     </w:p>
     <w:p>
@@ -1451,7 +1451,7 @@
         <w:pStyle w:val="FirstParagraph"/>
       </w:pPr>
       <w:r>
-        <w:t xml:space="preserve">_____________________________________________________________________________</w:t>
+        <w:t xml:space="preserve">Answer: _____________________________________________________________________________</w:t>
       </w:r>
     </w:p>
     <w:p>
@@ -1459,7 +1459,7 @@
         <w:pStyle w:val="BodyText"/>
       </w:pPr>
       <w:r>
-        <w:t xml:space="preserve">_____________________________________________________________________________</w:t>
+        <w:t xml:space="preserve">Line 2: _____________________________________________________________________________</w:t>
       </w:r>
     </w:p>
     <w:p>
@@ -1485,7 +1485,7 @@
         <w:pStyle w:val="BodyText"/>
       </w:pPr>
       <w:r>
-        <w:t xml:space="preserve">_____________________________________________________________________________</w:t>
+        <w:t xml:space="preserve">Line 2: _____________________________________________________________________________</w:t>
       </w:r>
     </w:p>
     <w:p>
@@ -1501,7 +1501,7 @@
         <w:pStyle w:val="BodyText"/>
       </w:pPr>
       <w:r>
-        <w:t xml:space="preserve">_____________________________________________________________________________</w:t>
+        <w:t xml:space="preserve">Line 4: _____________________________________________________________________________</w:t>
       </w:r>
     </w:p>
     <w:p>
@@ -1553,7 +1553,7 @@
         <w:pStyle w:val="BodyText"/>
       </w:pPr>
       <w:r>
-        <w:t xml:space="preserve">_____________________________________________________________________________</w:t>
+        <w:t xml:space="preserve">Line 2: _____________________________________________________________________________</w:t>
       </w:r>
     </w:p>
     <w:p>
@@ -1591,7 +1591,7 @@
         <w:t xml:space="preserve"> </w:t>
       </w:r>
       <w:r>
-        <w:t xml:space="preserve">everyday form that shows up in at least three cultures. Name the form and the three versions. You may not use one of the three on the list above.</w:t>
+        <w:t xml:space="preserve">everyday form that shows up in at least three cultures. Name the form and the three versions. Do not use one of the three forms on the list above.</w:t>
       </w:r>
     </w:p>
     <w:p>
@@ -1770,7 +1770,7 @@
         <w:pStyle w:val="BodyText"/>
       </w:pPr>
       <w:r>
-        <w:t xml:space="preserve">_____________________________________________________________________________</w:t>
+        <w:t xml:space="preserve">Line 1: _____________________________________________________________________________</w:t>
       </w:r>
     </w:p>
     <w:p>
@@ -2018,7 +2018,7 @@
         <w:t xml:space="preserve"> </w:t>
       </w:r>
       <w:r>
-        <w:t xml:space="preserve">actually came from, and explain how it got to your dish’s region.</w:t>
+        <w:t xml:space="preserve">first came from. Then explain how it got to your dish’s region.</w:t>
       </w:r>
     </w:p>
     <w:tbl>
@@ -2165,7 +2165,7 @@
         <w:t xml:space="preserve"> </w:t>
       </w:r>
       <w:r>
-        <w:t xml:space="preserve">based on what you found, is there such a thing as a pure traditional cuisine? Answer in three or four sentences, using your ingredient as the evidence.</w:t>
+        <w:t xml:space="preserve">based on what you found, is there such a thing as a pure traditional cuisine? Answer in three or four sentences. Use your ingredient as the evidence.</w:t>
       </w:r>
     </w:p>
     <w:p>
@@ -2173,7 +2173,7 @@
         <w:pStyle w:val="BodyText"/>
       </w:pPr>
       <w:r>
-        <w:t xml:space="preserve">_____________________________________________________________________________</w:t>
+        <w:t xml:space="preserve">Answer: _____________________________________________________________________________</w:t>
       </w:r>
     </w:p>
     <w:p>
@@ -2181,7 +2181,7 @@
         <w:pStyle w:val="BodyText"/>
       </w:pPr>
       <w:r>
-        <w:t xml:space="preserve">_____________________________________________________________________________</w:t>
+        <w:t xml:space="preserve">Line 2: _____________________________________________________________________________</w:t>
       </w:r>
     </w:p>
     <w:p>
@@ -2189,7 +2189,7 @@
         <w:pStyle w:val="BodyText"/>
       </w:pPr>
       <w:r>
-        <w:t xml:space="preserve">_____________________________________________________________________________</w:t>
+        <w:t xml:space="preserve">Line 3: _____________________________________________________________________________</w:t>
       </w:r>
     </w:p>
     <w:p>
@@ -2197,7 +2197,7 @@
         <w:pStyle w:val="BodyText"/>
       </w:pPr>
       <w:r>
-        <w:t xml:space="preserve">_____________________________________________________________________________</w:t>
+        <w:t xml:space="preserve">Line 4: _____________________________________________________________________________</w:t>
       </w:r>
     </w:p>
     <w:sectPr>
